--- a/preview/docxs/23-director-profile.docx
+++ b/preview/docxs/23-director-profile.docx
@@ -544,7 +544,7 @@
         </w:rPr>
         <w:t xml:space="preserve">Demo: </w:t>
       </w:r>
-      <w:hyperlink w:history="1" r:id="rIdxqcgwhf8othv7699lqglp">
+      <w:hyperlink w:history="1" r:id="rId_rmvhqcb4flxdp3-f19n0">
         <w:r>
           <w:rPr>
             <w:color w:val="3f3f46"/>
@@ -572,7 +572,7 @@
         </w:rPr>
         <w:t xml:space="preserve">Code: </w:t>
       </w:r>
-      <w:hyperlink w:history="1" r:id="rId7h1dnqul6u_vmuijxusav">
+      <w:hyperlink w:history="1" r:id="rIdj9xgytnin3uqk7vsaav39">
         <w:r>
           <w:rPr>
             <w:color w:val="3f3f46"/>
@@ -662,7 +662,7 @@
         </w:rPr>
         <w:t xml:space="preserve">Demo: </w:t>
       </w:r>
-      <w:hyperlink w:history="1" r:id="rIdsz0mtt_pm-i4u7_pzndh1">
+      <w:hyperlink w:history="1" r:id="rIduwupggy2svqhvs5gtgp16">
         <w:r>
           <w:rPr>
             <w:color w:val="3f3f46"/>
@@ -1096,7 +1096,7 @@
         </w:rPr>
         <w:t xml:space="preserve">Portfolio: </w:t>
       </w:r>
-      <w:hyperlink w:history="1" r:id="rIdjhfrps7hfaem_uokguxsl">
+      <w:hyperlink w:history="1" r:id="rIdhvljfum5w2yz8_eyksfag">
         <w:r>
           <w:rPr>
             <w:color w:val="3f3f46"/>
